--- a/2026/Proyecto_Final/drive_proyecto_final/Riesgos/Riesgos.docx
+++ b/2026/Proyecto_Final/drive_proyecto_final/Riesgos/Riesgos.docx
@@ -56,6 +56,7 @@
         <w:rPr>
           <w:rtl w:val="0"/>
         </w:rPr>
+        <w:t xml:space="preserve">Planta de tratamiento de scrap (materia orgánica)</w:t>
       </w:r>
     </w:p>
     <w:p>

--- a/2026/Proyecto_Final/drive_proyecto_final/Riesgos/Riesgos.docx
+++ b/2026/Proyecto_Final/drive_proyecto_final/Riesgos/Riesgos.docx
@@ -18,7 +18,7 @@
         <w:rPr>
           <w:rtl w:val="0"/>
         </w:rPr>
-        <w:t xml:space="preserve">Comparar productividad y aprovechamiento 3 turnos</w:t>
+        <w:t xml:space="preserve">Comparar productividad y aprovechamiento 3 turnos.</w:t>
       </w:r>
     </w:p>
     <w:p>
@@ -37,7 +37,45 @@
         <w:rPr>
           <w:rtl w:val="0"/>
         </w:rPr>
-        <w:t xml:space="preserve">Costo mano de obra con limpieza turno noche (manteniendo 2 turnos) vs limpiar entre turnos (3 turnos)</w:t>
+        <w:t xml:space="preserve">Costo mano de obra con limpieza turno noche (manteniendo 2 turnos) vs limpiar .entre turnos (3 turnos).</w:t>
+      </w:r>
+    </w:p>
+    <w:p>
+      <w:pPr>
+        <w:numPr>
+          <w:ilvl w:val="0"/>
+          <w:numId w:val="1"/>
+        </w:numPr>
+        <w:spacing w:after="0" w:afterAutospacing="0" w:lineRule="auto"/>
+        <w:ind w:left="720" w:hanging="360"/>
+        <w:rPr>
+          <w:u w:val="none"/>
+        </w:rPr>
+      </w:pPr>
+      <w:r>
+        <w:rPr>
+          <w:rtl w:val="0"/>
+        </w:rPr>
+        <w:t xml:space="preserve">Planta de tratamiento de scrap (materia orgánica).</w:t>
+      </w:r>
+    </w:p>
+    <w:p>
+      <w:pPr>
+        <w:numPr>
+          <w:ilvl w:val="0"/>
+          <w:numId w:val="1"/>
+        </w:numPr>
+        <w:spacing w:after="0" w:afterAutospacing="0" w:lineRule="auto"/>
+        <w:ind w:left="720" w:hanging="360"/>
+        <w:rPr>
+          <w:u w:val="none"/>
+        </w:rPr>
+      </w:pPr>
+      <w:r>
+        <w:rPr>
+          <w:rtl w:val="0"/>
+        </w:rPr>
+        <w:t xml:space="preserve">Hornos eléctricos en vez de a gas.</w:t>
       </w:r>
     </w:p>
     <w:p>
@@ -56,7 +94,7 @@
         <w:rPr>
           <w:rtl w:val="0"/>
         </w:rPr>
-        <w:t xml:space="preserve">Planta de tratamiento de scrap (materia orgánica)</w:t>
+        <w:t xml:space="preserve">Inversion inicial banco de capacitores vs penalizacion por factor de potencia.</w:t>
       </w:r>
     </w:p>
     <w:p>
